--- a/OpenClaw_multi_agent_finance_report.docx
+++ b/OpenClaw_multi_agent_finance_report.docx
@@ -1423,7 +1423,52 @@
         <w:pStyle w:val="Heading2"/>
       </w:pPr>
       <w:r>
-        <w:t>10. 总结</w:t>
+        <w:t>10. 实现中的问题和取舍</w:t>
+      </w:r>
+    </w:p>
+    <w:p/>
+    <w:p>
+      <w:r>
+        <w:t>在实现过程中，有几处地方没有直接做成完整生产版本，而是先采用了更适合实习验收的处理方式。</w:t>
+      </w:r>
+    </w:p>
+    <w:p/>
+    <w:p>
+      <w:r>
+        <w:t>第一，行情数据没有直接依赖外部 API。因为不同数据源需要账号、Token 或网络环境支持，验收时不一定稳定，所以当前系统优先支持 CSV 文件；如果没有 CSV，则使用 deterministic sample 生成可复现的样例行情。这样可以保证展示和测试结果稳定，但缺点是它不能代表真实市场的实时变化。</w:t>
+      </w:r>
+    </w:p>
+    <w:p/>
+    <w:p>
+      <w:r>
+        <w:t>第二，非结构化新闻抓取目前只保留了配置入口。项目中提供了 config/news_sources.example.json，也通过 memory/market_events.md 作为共享上下文入口，但还没有真正接入 OpenClaw 浏览器自动化去定时抓取财经新闻。当前报告里会明确提示外部新闻自动化尚未连接。</w:t>
+      </w:r>
+    </w:p>
+    <w:p/>
+    <w:p>
+      <w:r>
+        <w:t>第三，HITL 人工审批目前是本地文件形式。系统会生成审批卡片和模拟订单草稿，但没有真正发送到 Slack、Telegram 或企业微信。这是出于安全和配置成本考虑，因为真实消息网关需要额外的机器人 Token 和目标频道配置。当前版本的重点是验证“非 HOLD 信号必须等待人工确认”这个安全逻辑。</w:t>
+      </w:r>
+    </w:p>
+    <w:p/>
+    <w:p>
+      <w:r>
+        <w:t>第四，回测部分还比较简化。当前回测可以展示初始资金、最终权益、收益率、最大回撤和交易次数，但还没有加入手续费、滑点、停牌、流动性约束等真实交易成本，也没有和买入持有、传统多因子策略做完整横向对比。</w:t>
+      </w:r>
+    </w:p>
+    <w:p/>
+    <w:p>
+      <w:r>
+        <w:t>这些问题不影响本项目作为原型系统展示完整链路，但如果后续继续完善，需要优先接入真实行情源、新闻自动化、消息网关和更严格的回测基准。</w:t>
+      </w:r>
+    </w:p>
+    <w:p/>
+    <w:p>
+      <w:pPr>
+        <w:pStyle w:val="Heading2"/>
+      </w:pPr>
+      <w:r>
+        <w:t>11. 总结</w:t>
       </w:r>
     </w:p>
     <w:p/>

--- a/OpenClaw_multi_agent_finance_report.docx
+++ b/OpenClaw_multi_agent_finance_report.docx
@@ -217,7 +217,7 @@
           </w:tcPr>
           <w:p>
             <w:r>
-              <w:t>系统运行后自动生成的报告</w:t>
+              <w:t>系统运行后自动生成的报告，本地生成，不作为固定源码提交</w:t>
             </w:r>
           </w:p>
         </w:tc>
@@ -488,7 +488,7 @@
     <w:p/>
     <w:p>
       <w:r>
-        <w:t>交易信号会写入 reports/latest_signal.json。信号格式受 schemas/trade_signal.schema.json 约束，主要包含标的、周期、建议动作、置信度、理由、指标快照、订单草稿、风险参数和是否需要人工审批。这样做的好处是后续模块不需要从一段自由文本中猜测含义，可以直接读取结构化字段。</w:t>
+        <w:t>交易信号会写入 reports/latest_signal.json。信号格式受 schemas/trade_signal.schema.json 约束，主要包含标的、周期、建议动作、置信度、理由、指标快照、订单草稿、风险参数和是否需要人工审批。策略阈值、风控阈值和仓位参数集中放在 config/trading_policy.json 中，避免在多个函数里分散硬编码。这样做的好处是后续模块不需要从一段自由文本中猜测含义，也方便后续替换为回测调参结果。</w:t>
       </w:r>
     </w:p>
     <w:p/>
@@ -1453,7 +1453,7 @@
     <w:p/>
     <w:p>
       <w:r>
-        <w:t>第四，回测部分还比较简化。当前回测可以展示初始资金、最终权益、收益率、最大回撤和交易次数，但还没有加入手续费、滑点、停牌、流动性约束等真实交易成本，也没有和买入持有、传统多因子策略做完整横向对比。</w:t>
+        <w:t>第四，回测部分还比较简化。当前回测可以展示初始资金、最终权益、收益率、最大回撤和交易次数，但还没有加入手续费、滑点、停牌、流动性约束等真实交易成本，也没有和买入持有、传统多因子策略做完整横向对比。现有阈值应理解为原型配置，而不是已经经过充分调参的生产参数。</w:t>
       </w:r>
     </w:p>
     <w:p/>

--- a/OpenClaw_multi_agent_finance_report.docx
+++ b/OpenClaw_multi_agent_finance_report.docx
@@ -434,7 +434,7 @@
         <w:pStyle w:val="ListParagraph"/>
       </w:pPr>
       <w:r>
-        <w:t>? RSI14</w:t>
+        <w:t>• RSI14</w:t>
       </w:r>
     </w:p>
     <w:p>
@@ -442,7 +442,7 @@
         <w:pStyle w:val="ListParagraph"/>
       </w:pPr>
       <w:r>
-        <w:t>? MACD 和 MACD histogram</w:t>
+        <w:t>• MACD 和 MACD histogram</w:t>
       </w:r>
     </w:p>
     <w:p>
@@ -450,7 +450,7 @@
         <w:pStyle w:val="ListParagraph"/>
       </w:pPr>
       <w:r>
-        <w:t>? MA20、MA50</w:t>
+        <w:t>• MA20、MA50</w:t>
       </w:r>
     </w:p>
     <w:p>
@@ -458,7 +458,7 @@
         <w:pStyle w:val="ListParagraph"/>
       </w:pPr>
       <w:r>
-        <w:t>? 1 日收益率和 5 日收益率</w:t>
+        <w:t>• 1 日收益率和 5 日收益率</w:t>
       </w:r>
     </w:p>
     <w:p>
@@ -466,7 +466,7 @@
         <w:pStyle w:val="ListParagraph"/>
       </w:pPr>
       <w:r>
-        <w:t>? 20 日年化波动率</w:t>
+        <w:t>• 20 日年化波动率</w:t>
       </w:r>
     </w:p>
     <w:p>
@@ -474,7 +474,7 @@
         <w:pStyle w:val="ListParagraph"/>
       </w:pPr>
       <w:r>
-        <w:t>? 60 日最大回撤</w:t>
+        <w:t>• 60 日最大回撤</w:t>
       </w:r>
     </w:p>
     <w:p>
@@ -482,7 +482,7 @@
         <w:pStyle w:val="ListParagraph"/>
       </w:pPr>
       <w:r>
-        <w:t>? VaR95 和 CVaR95</w:t>
+        <w:t>• VaR95 和 CVaR95</w:t>
       </w:r>
     </w:p>
     <w:p/>
@@ -557,7 +557,7 @@
         <w:pStyle w:val="ListParagraph"/>
       </w:pPr>
       <w:r>
-        <w:t>? 仓位暴露是否超过上限；</w:t>
+        <w:t>• 仓位暴露是否超过上限；</w:t>
       </w:r>
     </w:p>
     <w:p>
@@ -565,7 +565,7 @@
         <w:pStyle w:val="ListParagraph"/>
       </w:pPr>
       <w:r>
-        <w:t>? VaR95 是否超过阈值；</w:t>
+        <w:t>• VaR95 是否超过阈值；</w:t>
       </w:r>
     </w:p>
     <w:p>
@@ -573,7 +573,7 @@
         <w:pStyle w:val="ListParagraph"/>
       </w:pPr>
       <w:r>
-        <w:t>? CVaR95 是否超过阈值；</w:t>
+        <w:t>• CVaR95 是否超过阈值；</w:t>
       </w:r>
     </w:p>
     <w:p>
@@ -581,7 +581,7 @@
         <w:pStyle w:val="ListParagraph"/>
       </w:pPr>
       <w:r>
-        <w:t>? 60 日最大回撤是否超过阈值；</w:t>
+        <w:t>• 60 日最大回撤是否超过阈值；</w:t>
       </w:r>
     </w:p>
     <w:p>
@@ -589,7 +589,7 @@
         <w:pStyle w:val="ListParagraph"/>
       </w:pPr>
       <w:r>
-        <w:t>? 交易信号是否符合 Schema；</w:t>
+        <w:t>• 交易信号是否符合 Schema；</w:t>
       </w:r>
     </w:p>
     <w:p>
@@ -597,7 +597,7 @@
         <w:pStyle w:val="ListParagraph"/>
       </w:pPr>
       <w:r>
-        <w:t>? 非 HOLD 信号是否需要人工审批。</w:t>
+        <w:t>• 非 HOLD 信号是否需要人工审批。</w:t>
       </w:r>
     </w:p>
     <w:p/>
@@ -702,7 +702,7 @@
         <w:pStyle w:val="Code"/>
       </w:pPr>
       <w:r>
-        <w:t>Ran 3 tests</w:t>
+        <w:t>Ran 4 tests</w:t>
       </w:r>
     </w:p>
     <w:p>

--- a/OpenClaw_multi_agent_finance_report.docx
+++ b/OpenClaw_multi_agent_finance_report.docx
@@ -731,7 +731,7 @@
     <w:p/>
     <w:p>
       <w:r>
-        <w:t>本次验收使用的是 TEST 标的和 deterministic sample 行情数据，运行日期为 2026-05-24。</w:t>
+        <w:t>本次验收使用的是 TEST 标的和 deterministic sample 行情数据，运行日期为 2026-05-27。</w:t>
       </w:r>
     </w:p>
     <w:p/>
